--- a/library/_deliverables/print-dlp/DLPPRINT-Solution.docx
+++ b/library/_deliverables/print-dlp/DLPPRINT-Solution.docx
@@ -5188,7 +5188,7 @@
           <w:rFonts w:ascii="Consolas" w:hAnsi="Consolas"/>
           <w:sz w:val="18"/>
         </w:rPr>
-        <w:t xml:space="preserve">    .\DLPPRINT-Set-Scope.ps1 -PolicyName 'DLP - Endpoint Print - Simulation' `</w:t>
+        <w:t xml:space="preserve">    .\DLPPRINT-EndpointReadiness.ps1 -PolicyName 'DLP - Endpoint Print - Simulation' `</w:t>
         <w:br/>
         <w:t xml:space="preserve">        -IncludeGroup 'DLP Pilot Ring - Stage1' -WhatIf</w:t>
       </w:r>
